--- a/tests/fixtures/links.docx
+++ b/tests/fixtures/links.docx
@@ -16,7 +16,7 @@
       <w:r>
         <w:t xml:space="preserve">See </w:t>
       </w:r>
-      <w:hyperlink w:history="1" r:id="rIduezgw5jzjgnz77_mnejiv">
+      <w:hyperlink w:history="1" r:id="rIdua19urjjh-jlcmzfe5dzu">
         <w:r>
           <w:t xml:space="preserve">the example</w:t>
         </w:r>
